--- a/klagomål/A 15925-2026 FSC-klagomål.docx
+++ b/klagomål/A 15925-2026 FSC-klagomål.docx
@@ -1299,7 +1299,7 @@
     <w:r>
       <w:tab/>
       <w:tab/>
-      <w:t>2026-09-14</w:t>
+      <w:t>2026-09-15</w:t>
       <w:br/>
       <w:br/>
     </w:r>

--- a/klagomål/A 15925-2026 FSC-klagomål.docx
+++ b/klagomål/A 15925-2026 FSC-klagomål.docx
@@ -1299,7 +1299,7 @@
     <w:r>
       <w:tab/>
       <w:tab/>
-      <w:t>2026-09-15</w:t>
+      <w:t>2026-09-16</w:t>
       <w:br/>
       <w:br/>
     </w:r>

--- a/klagomål/A 15925-2026 FSC-klagomål.docx
+++ b/klagomål/A 15925-2026 FSC-klagomål.docx
@@ -1299,7 +1299,7 @@
     <w:r>
       <w:tab/>
       <w:tab/>
-      <w:t>2026-09-16</w:t>
+      <w:t>2026-09-17</w:t>
       <w:br/>
       <w:br/>
     </w:r>

--- a/klagomål/A 15925-2026 FSC-klagomål.docx
+++ b/klagomål/A 15925-2026 FSC-klagomål.docx
@@ -1299,7 +1299,7 @@
     <w:r>
       <w:tab/>
       <w:tab/>
-      <w:t>2026-09-17</w:t>
+      <w:t>2026-09-18</w:t>
       <w:br/>
       <w:br/>
     </w:r>

--- a/klagomål/A 15925-2026 FSC-klagomål.docx
+++ b/klagomål/A 15925-2026 FSC-klagomål.docx
@@ -1299,7 +1299,7 @@
     <w:r>
       <w:tab/>
       <w:tab/>
-      <w:t>2026-09-18</w:t>
+      <w:t>2026-09-19</w:t>
       <w:br/>
       <w:br/>
     </w:r>

--- a/klagomål/A 15925-2026 FSC-klagomål.docx
+++ b/klagomål/A 15925-2026 FSC-klagomål.docx
@@ -1299,7 +1299,7 @@
     <w:r>
       <w:tab/>
       <w:tab/>
-      <w:t>2026-09-19</w:t>
+      <w:t>2026-09-21</w:t>
       <w:br/>
       <w:br/>
     </w:r>

--- a/klagomål/A 15925-2026 FSC-klagomål.docx
+++ b/klagomål/A 15925-2026 FSC-klagomål.docx
@@ -1299,7 +1299,7 @@
     <w:r>
       <w:tab/>
       <w:tab/>
-      <w:t>2026-09-21</w:t>
+      <w:t>2026-09-23</w:t>
       <w:br/>
       <w:br/>
     </w:r>

--- a/klagomål/A 15925-2026 FSC-klagomål.docx
+++ b/klagomål/A 15925-2026 FSC-klagomål.docx
@@ -1299,7 +1299,7 @@
     <w:r>
       <w:tab/>
       <w:tab/>
-      <w:t>2026-09-23</w:t>
+      <w:t>2026-09-24</w:t>
       <w:br/>
       <w:br/>
     </w:r>

--- a/klagomål/A 15925-2026 FSC-klagomål.docx
+++ b/klagomål/A 15925-2026 FSC-klagomål.docx
@@ -1299,7 +1299,7 @@
     <w:r>
       <w:tab/>
       <w:tab/>
-      <w:t>2026-09-24</w:t>
+      <w:t>2026-09-25</w:t>
       <w:br/>
       <w:br/>
     </w:r>

--- a/klagomål/A 15925-2026 FSC-klagomål.docx
+++ b/klagomål/A 15925-2026 FSC-klagomål.docx
@@ -1299,7 +1299,7 @@
     <w:r>
       <w:tab/>
       <w:tab/>
-      <w:t>2026-09-25</w:t>
+      <w:t>2026-09-26</w:t>
       <w:br/>
       <w:br/>
     </w:r>

--- a/klagomål/A 15925-2026 FSC-klagomål.docx
+++ b/klagomål/A 15925-2026 FSC-klagomål.docx
@@ -1299,7 +1299,7 @@
     <w:r>
       <w:tab/>
       <w:tab/>
-      <w:t>2026-09-26</w:t>
+      <w:t>2026-09-27</w:t>
       <w:br/>
       <w:br/>
     </w:r>

--- a/klagomål/A 15925-2026 FSC-klagomål.docx
+++ b/klagomål/A 15925-2026 FSC-klagomål.docx
@@ -1299,7 +1299,7 @@
     <w:r>
       <w:tab/>
       <w:tab/>
-      <w:t>2026-09-27</w:t>
+      <w:t>2026-09-28</w:t>
       <w:br/>
       <w:br/>
     </w:r>

--- a/klagomål/A 15925-2026 FSC-klagomål.docx
+++ b/klagomål/A 15925-2026 FSC-klagomål.docx
@@ -1299,7 +1299,7 @@
     <w:r>
       <w:tab/>
       <w:tab/>
-      <w:t>2026-09-28</w:t>
+      <w:t>2026-09-29</w:t>
       <w:br/>
       <w:br/>
     </w:r>

--- a/klagomål/A 15925-2026 FSC-klagomål.docx
+++ b/klagomål/A 15925-2026 FSC-klagomål.docx
@@ -1299,7 +1299,7 @@
     <w:r>
       <w:tab/>
       <w:tab/>
-      <w:t>2026-09-29</w:t>
+      <w:t>2026-09-30</w:t>
       <w:br/>
       <w:br/>
     </w:r>

--- a/klagomål/A 15925-2026 FSC-klagomål.docx
+++ b/klagomål/A 15925-2026 FSC-klagomål.docx
@@ -1299,7 +1299,7 @@
     <w:r>
       <w:tab/>
       <w:tab/>
-      <w:t>2026-09-30</w:t>
+      <w:t>2026-10-01</w:t>
       <w:br/>
       <w:br/>
     </w:r>

--- a/klagomål/A 15925-2026 FSC-klagomål.docx
+++ b/klagomål/A 15925-2026 FSC-klagomål.docx
@@ -1299,7 +1299,7 @@
     <w:r>
       <w:tab/>
       <w:tab/>
-      <w:t>2026-10-01</w:t>
+      <w:t>2026-10-02</w:t>
       <w:br/>
       <w:br/>
     </w:r>

--- a/klagomål/A 15925-2026 FSC-klagomål.docx
+++ b/klagomål/A 15925-2026 FSC-klagomål.docx
@@ -1299,7 +1299,7 @@
     <w:r>
       <w:tab/>
       <w:tab/>
-      <w:t>2026-10-02</w:t>
+      <w:t>2026-10-03</w:t>
       <w:br/>
       <w:br/>
     </w:r>

--- a/klagomål/A 15925-2026 FSC-klagomål.docx
+++ b/klagomål/A 15925-2026 FSC-klagomål.docx
@@ -1299,7 +1299,7 @@
     <w:r>
       <w:tab/>
       <w:tab/>
-      <w:t>2026-10-03</w:t>
+      <w:t>2026-10-04</w:t>
       <w:br/>
       <w:br/>
     </w:r>

--- a/klagomål/A 15925-2026 FSC-klagomål.docx
+++ b/klagomål/A 15925-2026 FSC-klagomål.docx
@@ -1299,7 +1299,7 @@
     <w:r>
       <w:tab/>
       <w:tab/>
-      <w:t>2026-10-04</w:t>
+      <w:t>2026-10-05</w:t>
       <w:br/>
       <w:br/>
     </w:r>

--- a/klagomål/A 15925-2026 FSC-klagomål.docx
+++ b/klagomål/A 15925-2026 FSC-klagomål.docx
@@ -1299,7 +1299,7 @@
     <w:r>
       <w:tab/>
       <w:tab/>
-      <w:t>2026-10-05</w:t>
+      <w:t>2026-10-06</w:t>
       <w:br/>
       <w:br/>
     </w:r>

--- a/klagomål/A 15925-2026 FSC-klagomål.docx
+++ b/klagomål/A 15925-2026 FSC-klagomål.docx
@@ -1299,7 +1299,7 @@
     <w:r>
       <w:tab/>
       <w:tab/>
-      <w:t>2026-10-06</w:t>
+      <w:t>2026-10-07</w:t>
       <w:br/>
       <w:br/>
     </w:r>

--- a/klagomål/A 15925-2026 FSC-klagomål.docx
+++ b/klagomål/A 15925-2026 FSC-klagomål.docx
@@ -1299,7 +1299,7 @@
     <w:r>
       <w:tab/>
       <w:tab/>
-      <w:t>2026-10-07</w:t>
+      <w:t>2026-10-08</w:t>
       <w:br/>
       <w:br/>
     </w:r>

--- a/klagomål/A 15925-2026 FSC-klagomål.docx
+++ b/klagomål/A 15925-2026 FSC-klagomål.docx
@@ -1299,7 +1299,7 @@
     <w:r>
       <w:tab/>
       <w:tab/>
-      <w:t>2026-10-08</w:t>
+      <w:t>2026-10-09</w:t>
       <w:br/>
       <w:br/>
     </w:r>

--- a/klagomål/A 15925-2026 FSC-klagomål.docx
+++ b/klagomål/A 15925-2026 FSC-klagomål.docx
@@ -1299,7 +1299,7 @@
     <w:r>
       <w:tab/>
       <w:tab/>
-      <w:t>2026-10-09</w:t>
+      <w:t>2026-10-10</w:t>
       <w:br/>
       <w:br/>
     </w:r>

--- a/klagomål/A 15925-2026 FSC-klagomål.docx
+++ b/klagomål/A 15925-2026 FSC-klagomål.docx
@@ -1299,7 +1299,7 @@
     <w:r>
       <w:tab/>
       <w:tab/>
-      <w:t>2026-10-10</w:t>
+      <w:t>2026-10-11</w:t>
       <w:br/>
       <w:br/>
     </w:r>

--- a/klagomål/A 15925-2026 FSC-klagomål.docx
+++ b/klagomål/A 15925-2026 FSC-klagomål.docx
@@ -1299,7 +1299,7 @@
     <w:r>
       <w:tab/>
       <w:tab/>
-      <w:t>2026-10-11</w:t>
+      <w:t>2026-10-12</w:t>
       <w:br/>
       <w:br/>
     </w:r>

--- a/klagomål/A 15925-2026 FSC-klagomål.docx
+++ b/klagomål/A 15925-2026 FSC-klagomål.docx
@@ -1299,7 +1299,7 @@
     <w:r>
       <w:tab/>
       <w:tab/>
-      <w:t>2026-10-12</w:t>
+      <w:t>2026-10-13</w:t>
       <w:br/>
       <w:br/>
     </w:r>

--- a/klagomål/A 15925-2026 FSC-klagomål.docx
+++ b/klagomål/A 15925-2026 FSC-klagomål.docx
@@ -1299,7 +1299,7 @@
     <w:r>
       <w:tab/>
       <w:tab/>
-      <w:t>2026-10-13</w:t>
+      <w:t>2026-10-14</w:t>
       <w:br/>
       <w:br/>
     </w:r>

--- a/klagomål/A 15925-2026 FSC-klagomål.docx
+++ b/klagomål/A 15925-2026 FSC-klagomål.docx
@@ -1299,7 +1299,7 @@
     <w:r>
       <w:tab/>
       <w:tab/>
-      <w:t>2026-10-14</w:t>
+      <w:t>2026-10-15</w:t>
       <w:br/>
       <w:br/>
     </w:r>

--- a/klagomål/A 15925-2026 FSC-klagomål.docx
+++ b/klagomål/A 15925-2026 FSC-klagomål.docx
@@ -1299,7 +1299,7 @@
     <w:r>
       <w:tab/>
       <w:tab/>
-      <w:t>2026-10-15</w:t>
+      <w:t>2026-10-16</w:t>
       <w:br/>
       <w:br/>
     </w:r>

--- a/klagomål/A 15925-2026 FSC-klagomål.docx
+++ b/klagomål/A 15925-2026 FSC-klagomål.docx
@@ -1299,7 +1299,7 @@
     <w:r>
       <w:tab/>
       <w:tab/>
-      <w:t>2026-10-16</w:t>
+      <w:t>2026-10-17</w:t>
       <w:br/>
       <w:br/>
     </w:r>

--- a/klagomål/A 15925-2026 FSC-klagomål.docx
+++ b/klagomål/A 15925-2026 FSC-klagomål.docx
@@ -1299,7 +1299,7 @@
     <w:r>
       <w:tab/>
       <w:tab/>
-      <w:t>2026-10-17</w:t>
+      <w:t>2026-10-18</w:t>
       <w:br/>
       <w:br/>
     </w:r>

--- a/klagomål/A 15925-2026 FSC-klagomål.docx
+++ b/klagomål/A 15925-2026 FSC-klagomål.docx
@@ -1299,7 +1299,7 @@
     <w:r>
       <w:tab/>
       <w:tab/>
-      <w:t>2026-10-18</w:t>
+      <w:t>2026-10-19</w:t>
       <w:br/>
       <w:br/>
     </w:r>

--- a/klagomål/A 15925-2026 FSC-klagomål.docx
+++ b/klagomål/A 15925-2026 FSC-klagomål.docx
@@ -1299,7 +1299,7 @@
     <w:r>
       <w:tab/>
       <w:tab/>
-      <w:t>2026-10-19</w:t>
+      <w:t>2026-10-20</w:t>
       <w:br/>
       <w:br/>
     </w:r>

--- a/klagomål/A 15925-2026 FSC-klagomål.docx
+++ b/klagomål/A 15925-2026 FSC-klagomål.docx
@@ -178,7 +178,7 @@
       <w:r>
         <w:drawing>
           <wp:inline xmlns:a="http://schemas.openxmlformats.org/drawingml/2006/main" xmlns:pic="http://schemas.openxmlformats.org/drawingml/2006/picture">
-            <wp:extent cx="5486400" cy="5009404"/>
+            <wp:extent cx="5486400" cy="5118755"/>
             <wp:docPr id="1" name="Picture 1"/>
             <wp:cNvGraphicFramePr>
               <a:graphicFrameLocks noChangeAspect="1"/>
@@ -199,7 +199,7 @@
                   <pic:spPr>
                     <a:xfrm>
                       <a:off x="0" y="0"/>
-                      <a:ext cx="5486400" cy="5009404"/>
+                      <a:ext cx="5486400" cy="5118755"/>
                     </a:xfrm>
                     <a:prstGeom prst="rect"/>
                   </pic:spPr>
@@ -221,7 +221,7 @@
     </w:p>
     <w:p>
       <w:r>
-        <w:t>I och inom 20 meter från avverkningsanmälan finns fynd av 10 naturvårdsarter, varav 4 är rödlistade, 4 är fridlysta, 7 är typiska (T) och 3 är signalarter (S): knärot (VU, T, §8), fjällig taggsvamp s.str. (NT), sårläka (NT, T), ullticka (NT, T), kamjordstjärna (S), svart trolldruva (S, T), svavelriska (S), blåsippa (T, §9), spillkråka (T, §4) och tofsmes (T, §4). Se Figur 1.</w:t>
+        <w:t>I och inom 20 meter från avverkningsanmälan finns fynd av 12 naturvårdsarter, varav 5 är rödlistade, 4 är fridlysta, 7 är typiska (T) och 4 är signalarter (S): gul lammticka (VU), knärot (VU, T, §8), fjällig taggsvamp s.str. (NT), sårläka (NT, T), ullticka (NT, T), fransig jordstjärna (S), kamjordstjärna (S), svart trolldruva (S, T), svavelriska (S), blåsippa (T, §9), spillkråka (T, §4) och tofsmes (T, §4). Se Figur 1.</w:t>
       </w:r>
     </w:p>
     <w:p>
@@ -245,6 +245,17 @@
     <w:p>
       <w:r>
         <w:t>Nedan följer beskrivningar av de naturvårdsarter och fridlysta arter som har sina livsmiljöer och växtplatser i den avverkningsanmälda skogen. Se även ytterligare artfakta i BILAGA 1. De påträffade naturvårdsarterna är ett tydligt kvitto på att det rör sig om en skog med höga naturvärden.</w:t>
+      </w:r>
+    </w:p>
+    <w:p>
+      <w:r>
+        <w:rPr>
+          <w:b/>
+        </w:rPr>
+        <w:t>Gul lammticka (VU)</w:t>
+      </w:r>
+      <w:r>
+        <w:t xml:space="preserve"> bildar mykorrhiza med gran och förekommer i örtrik barrskog på kalkrik mark. Arten är placerad högst upp i Skogsstyrelsens värdepyramid för bedömning av skog med höga naturvärden och indikerar alltid skyddsvärda kalkgranskogar med höga naturvärden. Svampen tål inte slutavverkning och lokaler med gul lammticka bör skyddas som biotopskyddsområden eller naturreservat och lämnas för fri utveckling (SLU Artdatabanken, 2024; Nitare &amp; Skogsstyrelsen, 2019).</w:t>
       </w:r>
     </w:p>
     <w:p>
@@ -665,7 +676,7 @@
         <w:rPr>
           <w:i/>
         </w:rPr>
-        <w:t>I det avverkningsanmälda skogsområdet har 10 naturvårdsarter varav 4 rödlistade arter sina livsmiljöer och växtplatser.</w:t>
+        <w:t>I det avverkningsanmälda skogsområdet har 12 naturvårdsarter varav 5 rödlistade arter sina livsmiljöer och växtplatser.</w:t>
       </w:r>
     </w:p>
     <w:p>
@@ -1299,7 +1310,7 @@
     <w:r>
       <w:tab/>
       <w:tab/>
-      <w:t>2026-10-20</w:t>
+      <w:t>2026-10-21</w:t>
       <w:br/>
       <w:br/>
     </w:r>

--- a/klagomål/A 15925-2026 FSC-klagomål.docx
+++ b/klagomål/A 15925-2026 FSC-klagomål.docx
@@ -1310,7 +1310,7 @@
     <w:r>
       <w:tab/>
       <w:tab/>
-      <w:t>2026-10-21</w:t>
+      <w:t>2026-10-22</w:t>
       <w:br/>
       <w:br/>
     </w:r>

--- a/klagomål/A 15925-2026 FSC-klagomål.docx
+++ b/klagomål/A 15925-2026 FSC-klagomål.docx
@@ -1310,7 +1310,7 @@
     <w:r>
       <w:tab/>
       <w:tab/>
-      <w:t>2026-10-22</w:t>
+      <w:t>2026-10-23</w:t>
       <w:br/>
       <w:br/>
     </w:r>

--- a/klagomål/A 15925-2026 FSC-klagomål.docx
+++ b/klagomål/A 15925-2026 FSC-klagomål.docx
@@ -1310,7 +1310,7 @@
     <w:r>
       <w:tab/>
       <w:tab/>
-      <w:t>2026-10-23</w:t>
+      <w:t>2026-10-24</w:t>
       <w:br/>
       <w:br/>
     </w:r>

--- a/klagomål/A 15925-2026 FSC-klagomål.docx
+++ b/klagomål/A 15925-2026 FSC-klagomål.docx
@@ -1310,7 +1310,7 @@
     <w:r>
       <w:tab/>
       <w:tab/>
-      <w:t>2026-10-24</w:t>
+      <w:t>2026-10-25</w:t>
       <w:br/>
       <w:br/>
     </w:r>

--- a/klagomål/A 15925-2026 FSC-klagomål.docx
+++ b/klagomål/A 15925-2026 FSC-klagomål.docx
@@ -1310,7 +1310,7 @@
     <w:r>
       <w:tab/>
       <w:tab/>
-      <w:t>2026-10-25</w:t>
+      <w:t>2026-10-26</w:t>
       <w:br/>
       <w:br/>
     </w:r>

--- a/klagomål/A 15925-2026 FSC-klagomål.docx
+++ b/klagomål/A 15925-2026 FSC-klagomål.docx
@@ -1310,7 +1310,7 @@
     <w:r>
       <w:tab/>
       <w:tab/>
-      <w:t>2026-10-26</w:t>
+      <w:t>2026-10-27</w:t>
       <w:br/>
       <w:br/>
     </w:r>

--- a/klagomål/A 15925-2026 FSC-klagomål.docx
+++ b/klagomål/A 15925-2026 FSC-klagomål.docx
@@ -1310,7 +1310,7 @@
     <w:r>
       <w:tab/>
       <w:tab/>
-      <w:t>2026-10-27</w:t>
+      <w:t>2026-10-28</w:t>
       <w:br/>
       <w:br/>
     </w:r>

--- a/klagomål/A 15925-2026 FSC-klagomål.docx
+++ b/klagomål/A 15925-2026 FSC-klagomål.docx
@@ -1310,7 +1310,7 @@
     <w:r>
       <w:tab/>
       <w:tab/>
-      <w:t>2026-10-28</w:t>
+      <w:t>2026-10-29</w:t>
       <w:br/>
       <w:br/>
     </w:r>

--- a/klagomål/A 15925-2026 FSC-klagomål.docx
+++ b/klagomål/A 15925-2026 FSC-klagomål.docx
@@ -1310,7 +1310,7 @@
     <w:r>
       <w:tab/>
       <w:tab/>
-      <w:t>2026-10-29</w:t>
+      <w:t>2026-10-31</w:t>
       <w:br/>
       <w:br/>
     </w:r>
